--- a/app/doc_templates/p1_standard_v3_part1/07_return_of_allotment_form24_standard.docx
+++ b/app/doc_templates/p1_standard_v3_part1/07_return_of_allotment_form24_standard.docx
@@ -1575,11 +1575,11 @@
       </w:pPr>
       <w:r>
         <w:rPr>
-          <w:rFonts w:ascii="Arial" w:hAnsi="Arial" w:eastAsia="Microsoft YaHei"/>
+          <w:rFonts w:ascii="Arial" w:hAnsi="Arial"/>
           <w:b w:val="0"/>
           <w:i w:val="0"/>
         </w:rPr>
-        <w:t>I hereby certify, in relation to the abovenamed company that</w:t>
+        <w:t>I hereby certify, in relation to the abovenamed company, that:</w:t>
       </w:r>
     </w:p>
     <w:p>
@@ -1589,11 +1589,11 @@
       </w:pPr>
       <w:r>
         <w:rPr>
-          <w:rFonts w:ascii="Arial" w:hAnsi="Arial" w:eastAsia="Microsoft YaHei"/>
+          <w:rFonts w:ascii="Arial" w:hAnsi="Arial"/>
           <w:b w:val="0"/>
           <w:i w:val="0"/>
         </w:rPr>
-        <w:t>(a) the company has more than 500 members;</w:t>
+        <w:t>(a) the company keeps its principal shares register at {{company.register_location}};</w:t>
       </w:r>
     </w:p>
     <w:p>
@@ -1603,11 +1603,11 @@
       </w:pPr>
       <w:r>
         <w:rPr>
-          <w:rFonts w:ascii="Arial" w:hAnsi="Arial" w:eastAsia="Microsoft YaHei"/>
+          <w:rFonts w:ascii="Arial" w:hAnsi="Arial"/>
           <w:b w:val="0"/>
           <w:i w:val="0"/>
         </w:rPr>
-        <w:t>(b) the company keeps its principal shares register at {{company.register_location}};</w:t>
+        <w:t>(b) the shares referred to in this return were allotted for cash; and</w:t>
       </w:r>
     </w:p>
     <w:p>
@@ -1617,39 +1617,11 @@
       </w:pPr>
       <w:r>
         <w:rPr>
-          <w:rFonts w:ascii="Arial" w:hAnsi="Arial" w:eastAsia="Microsoft YaHei"/>
+          <w:rFonts w:ascii="Arial" w:hAnsi="Arial"/>
           <w:b w:val="0"/>
           <w:i w:val="0"/>
         </w:rPr>
-        <w:t>(c) the company provides reasonable accommodation and facilities for persons to inspect and take copies of its list of members and its particulars of shares transferred;</w:t>
-      </w:r>
-    </w:p>
-    <w:p>
-      <w:pPr>
-        <w:pStyle w:val="LegalClause"/>
-        <w:spacing w:after="40"/>
-      </w:pPr>
-      <w:r>
-        <w:rPr>
-          <w:rFonts w:ascii="Arial" w:hAnsi="Arial" w:eastAsia="Microsoft YaHei"/>
-          <w:b w:val="0"/>
-          <w:i w:val="0"/>
-        </w:rPr>
-        <w:t>(d) the shares referred to in this return were allotted for cash;</w:t>
-      </w:r>
-    </w:p>
-    <w:p>
-      <w:pPr>
-        <w:pStyle w:val="LegalClause"/>
-        <w:spacing w:after="40"/>
-      </w:pPr>
-      <w:r>
-        <w:rPr>
-          <w:rFonts w:ascii="Arial" w:hAnsi="Arial" w:eastAsia="Microsoft YaHei"/>
-          <w:b w:val="0"/>
-          <w:i w:val="0"/>
-        </w:rPr>
-        <w:t>(e) the shares referred to in this return were allotted for a consideration other than in cash and the number of persons to whom the shares have been allotted exceeds 500.</w:t>
+        <w:t>(c) the particulars stated in this return are true and correct to the best of my knowledge.</w:t>
       </w:r>
     </w:p>
     <w:p>
